--- a/HW/HW3/HW3-FINAL.docx
+++ b/HW/HW3/HW3-FINAL.docx
@@ -4207,11 +4207,6 @@
         </w:rPr>
         <w:br/>
       </w:r>
-      <w:proofErr w:type="spellStart"/>
-      <w:r>
-        <w:t>main.jsx</w:t>
-      </w:r>
-      <w:proofErr w:type="spellEnd"/>
     </w:p>
     <w:p>
       <w:pPr>
@@ -4220,13 +4215,65 @@
         <w:ind w:right="357"/>
       </w:pPr>
       <w:r>
-        <w:t xml:space="preserve">└── </w:t>
-      </w:r>
-      <w:proofErr w:type="spellStart"/>
-      <w:r>
-        <w:t>App.jsx</w:t>
-      </w:r>
-      <w:proofErr w:type="spellEnd"/>
+        <w:rPr>
+          <w:rtl/>
+        </w:rPr>
+        <w:drawing>
+          <wp:anchor distT="0" distB="0" distL="114300" distR="114300" simplePos="0" relativeHeight="251663360" behindDoc="0" locked="0" layoutInCell="1" allowOverlap="1" wp14:anchorId="5F3D1743" wp14:editId="143F7E73">
+            <wp:simplePos x="0" y="0"/>
+            <wp:positionH relativeFrom="page">
+              <wp:align>right</wp:align>
+            </wp:positionH>
+            <wp:positionV relativeFrom="paragraph">
+              <wp:posOffset>4445</wp:posOffset>
+            </wp:positionV>
+            <wp:extent cx="7702217" cy="5097780"/>
+            <wp:effectExtent l="0" t="0" r="0" b="7620"/>
+            <wp:wrapNone/>
+            <wp:docPr id="1340720358" name="Picture 1"/>
+            <wp:cNvGraphicFramePr>
+              <a:graphicFrameLocks xmlns:a="http://schemas.openxmlformats.org/drawingml/2006/main" noChangeAspect="1"/>
+            </wp:cNvGraphicFramePr>
+            <a:graphic xmlns:a="http://schemas.openxmlformats.org/drawingml/2006/main">
+              <a:graphicData uri="http://schemas.openxmlformats.org/drawingml/2006/picture">
+                <pic:pic xmlns:pic="http://schemas.openxmlformats.org/drawingml/2006/picture">
+                  <pic:nvPicPr>
+                    <pic:cNvPr id="1340720358" name=""/>
+                    <pic:cNvPicPr/>
+                  </pic:nvPicPr>
+                  <pic:blipFill>
+                    <a:blip r:embed="rId22">
+                      <a:extLst>
+                        <a:ext uri="{28A0092B-C50C-407E-A947-70E740481C1C}">
+                          <a14:useLocalDpi xmlns:a14="http://schemas.microsoft.com/office/drawing/2010/main" val="0"/>
+                        </a:ext>
+                      </a:extLst>
+                    </a:blip>
+                    <a:stretch>
+                      <a:fillRect/>
+                    </a:stretch>
+                  </pic:blipFill>
+                  <pic:spPr>
+                    <a:xfrm>
+                      <a:off x="0" y="0"/>
+                      <a:ext cx="7702217" cy="5097780"/>
+                    </a:xfrm>
+                    <a:prstGeom prst="rect">
+                      <a:avLst/>
+                    </a:prstGeom>
+                  </pic:spPr>
+                </pic:pic>
+              </a:graphicData>
+            </a:graphic>
+            <wp14:sizeRelH relativeFrom="margin">
+              <wp14:pctWidth>0</wp14:pctWidth>
+            </wp14:sizeRelH>
+            <wp14:sizeRelV relativeFrom="margin">
+              <wp14:pctHeight>0</wp14:pctHeight>
+            </wp14:sizeRelV>
+          </wp:anchor>
+        </w:drawing>
+      </w:r>
     </w:p>
     <w:p>
       <w:pPr>
@@ -4234,14 +4281,6 @@
         <w:spacing w:after="160" w:line="240" w:lineRule="auto"/>
         <w:ind w:right="357"/>
       </w:pPr>
-      <w:r>
-        <w:t xml:space="preserve">    ├── </w:t>
-      </w:r>
-      <w:proofErr w:type="spellStart"/>
-      <w:r>
-        <w:t>Bot.jsx</w:t>
-      </w:r>
-      <w:proofErr w:type="spellEnd"/>
     </w:p>
     <w:p>
       <w:pPr>
@@ -4249,22 +4288,6 @@
         <w:spacing w:after="160" w:line="240" w:lineRule="auto"/>
         <w:ind w:right="357"/>
       </w:pPr>
-      <w:r>
-        <w:t xml:space="preserve">    │   ├── </w:t>
-      </w:r>
-      <w:proofErr w:type="spellStart"/>
-      <w:proofErr w:type="gramStart"/>
-      <w:r>
-        <w:t>startChat</w:t>
-      </w:r>
-      <w:proofErr w:type="spellEnd"/>
-      <w:r>
-        <w:t>(</w:t>
-      </w:r>
-      <w:proofErr w:type="gramEnd"/>
-      <w:r>
-        <w:t>)</w:t>
-      </w:r>
     </w:p>
     <w:p>
       <w:pPr>
@@ -4272,22 +4295,6 @@
         <w:spacing w:after="160" w:line="240" w:lineRule="auto"/>
         <w:ind w:right="357"/>
       </w:pPr>
-      <w:r>
-        <w:t xml:space="preserve">    │   ├── </w:t>
-      </w:r>
-      <w:proofErr w:type="spellStart"/>
-      <w:proofErr w:type="gramStart"/>
-      <w:r>
-        <w:t>loadYearbooks</w:t>
-      </w:r>
-      <w:proofErr w:type="spellEnd"/>
-      <w:r>
-        <w:t>(</w:t>
-      </w:r>
-      <w:proofErr w:type="gramEnd"/>
-      <w:r>
-        <w:t>)</w:t>
-      </w:r>
     </w:p>
     <w:p>
       <w:pPr>
@@ -4295,22 +4302,6 @@
         <w:spacing w:after="160" w:line="240" w:lineRule="auto"/>
         <w:ind w:right="357"/>
       </w:pPr>
-      <w:r>
-        <w:t xml:space="preserve">    │   └── </w:t>
-      </w:r>
-      <w:proofErr w:type="spellStart"/>
-      <w:proofErr w:type="gramStart"/>
-      <w:r>
-        <w:t>sendMessage</w:t>
-      </w:r>
-      <w:proofErr w:type="spellEnd"/>
-      <w:r>
-        <w:t>(</w:t>
-      </w:r>
-      <w:proofErr w:type="gramEnd"/>
-      <w:r>
-        <w:t>)</w:t>
-      </w:r>
     </w:p>
     <w:p>
       <w:pPr>
@@ -4318,17 +4309,6 @@
         <w:spacing w:after="160" w:line="240" w:lineRule="auto"/>
         <w:ind w:right="357"/>
       </w:pPr>
-      <w:r>
-        <w:t xml:space="preserve">    │       └── POST /</w:t>
-      </w:r>
-      <w:proofErr w:type="spellStart"/>
-      <w:r>
-        <w:t>api</w:t>
-      </w:r>
-      <w:proofErr w:type="spellEnd"/>
-      <w:r>
-        <w:t>/ask</w:t>
-      </w:r>
     </w:p>
     <w:p>
       <w:pPr>
@@ -4336,22 +4316,6 @@
         <w:spacing w:after="160" w:line="240" w:lineRule="auto"/>
         <w:ind w:right="357"/>
       </w:pPr>
-      <w:r>
-        <w:t xml:space="preserve">    │           └── </w:t>
-      </w:r>
-      <w:proofErr w:type="spellStart"/>
-      <w:proofErr w:type="gramStart"/>
-      <w:r>
-        <w:t>askHandler</w:t>
-      </w:r>
-      <w:proofErr w:type="spellEnd"/>
-      <w:r>
-        <w:t>(</w:t>
-      </w:r>
-      <w:proofErr w:type="gramEnd"/>
-      <w:r>
-        <w:t>)</w:t>
-      </w:r>
     </w:p>
     <w:p>
       <w:pPr>
@@ -4359,22 +4323,6 @@
         <w:spacing w:after="160" w:line="240" w:lineRule="auto"/>
         <w:ind w:right="357"/>
       </w:pPr>
-      <w:r>
-        <w:t xml:space="preserve">    │               ├── </w:t>
-      </w:r>
-      <w:proofErr w:type="spellStart"/>
-      <w:proofErr w:type="gramStart"/>
-      <w:r>
-        <w:t>detectGreeting</w:t>
-      </w:r>
-      <w:proofErr w:type="spellEnd"/>
-      <w:r>
-        <w:t>(</w:t>
-      </w:r>
-      <w:proofErr w:type="gramEnd"/>
-      <w:r>
-        <w:t>)</w:t>
-      </w:r>
     </w:p>
     <w:p>
       <w:pPr>
@@ -4382,22 +4330,6 @@
         <w:spacing w:after="160" w:line="240" w:lineRule="auto"/>
         <w:ind w:right="357"/>
       </w:pPr>
-      <w:r>
-        <w:t xml:space="preserve">    │               ├── </w:t>
-      </w:r>
-      <w:proofErr w:type="spellStart"/>
-      <w:proofErr w:type="gramStart"/>
-      <w:r>
-        <w:t>classifyQuestion</w:t>
-      </w:r>
-      <w:proofErr w:type="spellEnd"/>
-      <w:r>
-        <w:t>(</w:t>
-      </w:r>
-      <w:proofErr w:type="gramEnd"/>
-      <w:r>
-        <w:t>)</w:t>
-      </w:r>
     </w:p>
     <w:p>
       <w:pPr>
@@ -4405,226 +4337,66 @@
         <w:spacing w:after="160" w:line="240" w:lineRule="auto"/>
         <w:ind w:right="357"/>
       </w:pPr>
-      <w:r>
-        <w:t xml:space="preserve">    │               ├── </w:t>
-      </w:r>
-      <w:proofErr w:type="spellStart"/>
-      <w:proofErr w:type="gramStart"/>
-      <w:r>
-        <w:t>getAllPrerequisitesRecursive</w:t>
-      </w:r>
-      <w:proofErr w:type="spellEnd"/>
-      <w:r>
-        <w:t>(</w:t>
-      </w:r>
-      <w:proofErr w:type="gramEnd"/>
-      <w:r>
-        <w:t>)</w:t>
-      </w:r>
-    </w:p>
-    <w:p>
-      <w:pPr>
-        <w:bidi/>
+    </w:p>
+    <w:p>
+      <w:pPr>
         <w:spacing w:after="160" w:line="240" w:lineRule="auto"/>
         <w:ind w:right="357"/>
       </w:pPr>
-      <w:r>
-        <w:t xml:space="preserve">    │               ├── </w:t>
-      </w:r>
-      <w:proofErr w:type="spellStart"/>
-      <w:proofErr w:type="gramStart"/>
-      <w:r>
-        <w:t>findContactsByQuery</w:t>
-      </w:r>
-      <w:proofErr w:type="spellEnd"/>
-      <w:r>
-        <w:t>(</w:t>
-      </w:r>
-      <w:proofErr w:type="gramEnd"/>
-      <w:r>
-        <w:t>)</w:t>
-      </w:r>
-    </w:p>
-    <w:p>
-      <w:pPr>
-        <w:bidi/>
+    </w:p>
+    <w:p>
+      <w:pPr>
         <w:spacing w:after="160" w:line="240" w:lineRule="auto"/>
         <w:ind w:right="357"/>
       </w:pPr>
-      <w:r>
-        <w:t xml:space="preserve">    │               └── </w:t>
-      </w:r>
-      <w:proofErr w:type="spellStart"/>
-      <w:proofErr w:type="gramStart"/>
-      <w:r>
-        <w:t>buildRagContext</w:t>
-      </w:r>
-      <w:proofErr w:type="spellEnd"/>
-      <w:r>
-        <w:t>(</w:t>
-      </w:r>
-      <w:proofErr w:type="gramEnd"/>
-      <w:r>
-        <w:t>)</w:t>
-      </w:r>
-    </w:p>
-    <w:p>
-      <w:pPr>
-        <w:bidi/>
+    </w:p>
+    <w:p>
+      <w:pPr>
         <w:spacing w:after="160" w:line="240" w:lineRule="auto"/>
         <w:ind w:right="357"/>
       </w:pPr>
-      <w:r>
-        <w:t xml:space="preserve">    │                   └── OpenAI API</w:t>
-      </w:r>
-    </w:p>
-    <w:p>
-      <w:pPr>
-        <w:bidi/>
+    </w:p>
+    <w:p>
+      <w:pPr>
         <w:spacing w:after="160" w:line="240" w:lineRule="auto"/>
         <w:ind w:right="357"/>
       </w:pPr>
-      <w:r>
-        <w:t xml:space="preserve">    │</w:t>
-      </w:r>
-    </w:p>
-    <w:p>
-      <w:pPr>
-        <w:bidi/>
+    </w:p>
+    <w:p>
+      <w:pPr>
         <w:spacing w:after="160" w:line="240" w:lineRule="auto"/>
         <w:ind w:right="357"/>
       </w:pPr>
-      <w:r>
-        <w:t xml:space="preserve">    └── </w:t>
-      </w:r>
-      <w:proofErr w:type="spellStart"/>
-      <w:r>
-        <w:t>AdminShell.jsx</w:t>
-      </w:r>
-      <w:proofErr w:type="spellEnd"/>
-    </w:p>
-    <w:p>
-      <w:pPr>
-        <w:bidi/>
+    </w:p>
+    <w:p>
+      <w:pPr>
         <w:spacing w:after="160" w:line="240" w:lineRule="auto"/>
         <w:ind w:right="357"/>
       </w:pPr>
-      <w:r>
-        <w:t xml:space="preserve">        └── </w:t>
-      </w:r>
-      <w:proofErr w:type="spellStart"/>
-      <w:proofErr w:type="gramStart"/>
-      <w:r>
-        <w:t>apiFetch</w:t>
-      </w:r>
-      <w:proofErr w:type="spellEnd"/>
-      <w:r>
-        <w:t>(</w:t>
-      </w:r>
-      <w:proofErr w:type="gramEnd"/>
-      <w:r>
-        <w:t>)</w:t>
-      </w:r>
-    </w:p>
-    <w:p>
-      <w:pPr>
-        <w:bidi/>
+    </w:p>
+    <w:p>
+      <w:pPr>
         <w:spacing w:after="160" w:line="240" w:lineRule="auto"/>
         <w:ind w:right="357"/>
       </w:pPr>
-      <w:r>
-        <w:t xml:space="preserve">            └── Admin API</w:t>
-      </w:r>
-    </w:p>
-    <w:p>
-      <w:pPr>
-        <w:bidi/>
+    </w:p>
+    <w:p>
+      <w:pPr>
         <w:spacing w:after="160" w:line="240" w:lineRule="auto"/>
         <w:ind w:right="357"/>
       </w:pPr>
-      <w:r>
-        <w:t xml:space="preserve">                ├── </w:t>
-      </w:r>
-      <w:proofErr w:type="spellStart"/>
-      <w:proofErr w:type="gramStart"/>
-      <w:r>
-        <w:t>requireAdmin</w:t>
-      </w:r>
-      <w:proofErr w:type="spellEnd"/>
-      <w:r>
-        <w:t>(</w:t>
-      </w:r>
-      <w:proofErr w:type="gramEnd"/>
-      <w:r>
-        <w:t>)</w:t>
-      </w:r>
-    </w:p>
-    <w:p>
-      <w:pPr>
-        <w:bidi/>
+    </w:p>
+    <w:p>
+      <w:pPr>
         <w:spacing w:after="160" w:line="240" w:lineRule="auto"/>
         <w:ind w:right="357"/>
       </w:pPr>
-      <w:r>
-        <w:t xml:space="preserve">                ├── uploadAdmin.js</w:t>
-      </w:r>
-    </w:p>
-    <w:p>
-      <w:pPr>
-        <w:bidi/>
+    </w:p>
+    <w:p>
+      <w:pPr>
         <w:spacing w:after="160" w:line="240" w:lineRule="auto"/>
         <w:ind w:right="357"/>
       </w:pPr>
-      <w:r>
-        <w:t xml:space="preserve">                │   └── </w:t>
-      </w:r>
-      <w:proofErr w:type="spellStart"/>
-      <w:proofErr w:type="gramStart"/>
-      <w:r>
-        <w:t>execFile</w:t>
-      </w:r>
-      <w:proofErr w:type="spellEnd"/>
-      <w:r>
-        <w:t>(</w:t>
-      </w:r>
-      <w:proofErr w:type="gramEnd"/>
-      <w:r>
-        <w:t>)</w:t>
-      </w:r>
-    </w:p>
-    <w:p>
-      <w:pPr>
-        <w:bidi/>
-        <w:spacing w:after="160" w:line="240" w:lineRule="auto"/>
-        <w:ind w:right="357"/>
-      </w:pPr>
-      <w:r>
-        <w:t xml:space="preserve">                │       └── yearbook_parser.py</w:t>
-      </w:r>
-    </w:p>
-    <w:p>
-      <w:pPr>
-        <w:bidi/>
-        <w:spacing w:after="160" w:line="240" w:lineRule="auto"/>
-        <w:ind w:right="357"/>
-      </w:pPr>
-      <w:r>
-        <w:t xml:space="preserve">                └── reportService.js</w:t>
-      </w:r>
-    </w:p>
-    <w:p>
-      <w:pPr>
-        <w:spacing w:after="160" w:line="240" w:lineRule="auto"/>
-        <w:ind w:right="357"/>
-      </w:pPr>
-      <w:r>
-        <w:t xml:space="preserve">                    └── Brevo API / </w:t>
-      </w:r>
-      <w:proofErr w:type="spellStart"/>
-      <w:r>
-        <w:t>Nodemailer</w:t>
-      </w:r>
-      <w:proofErr w:type="spellEnd"/>
     </w:p>
     <w:p>
       <w:pPr>
@@ -4669,6 +4441,7 @@
           <w:sz w:val="26"/>
           <w:szCs w:val="26"/>
         </w:rPr>
+        <w:lastRenderedPageBreak/>
         <w:t>startChat</w:t>
       </w:r>
       <w:proofErr w:type="spellEnd"/>
@@ -5211,6 +4984,7 @@
           <w:sz w:val="26"/>
           <w:szCs w:val="26"/>
         </w:rPr>
+        <w:lastRenderedPageBreak/>
         <w:t>askHandler</w:t>
       </w:r>
       <w:proofErr w:type="spellEnd"/>
@@ -5246,7 +5020,7 @@
         </w:rPr>
         <w:t>routes/public/</w:t>
       </w:r>
-      <w:hyperlink r:id="rId22">
+      <w:hyperlink r:id="rId23">
         <w:r>
           <w:rPr>
             <w:rFonts w:ascii="Roboto Mono" w:eastAsia="Roboto Mono" w:hAnsi="Roboto Mono" w:cs="Roboto Mono"/>
@@ -5744,6 +5518,16 @@
     </w:p>
     <w:p>
       <w:pPr>
+        <w:bidi/>
+      </w:pPr>
+    </w:p>
+    <w:p>
+      <w:pPr>
+        <w:bidi/>
+      </w:pPr>
+    </w:p>
+    <w:p>
+      <w:pPr>
         <w:pStyle w:val="Heading3"/>
         <w:keepNext w:val="0"/>
         <w:keepLines w:val="0"/>
@@ -5818,7 +5602,7 @@
         </w:rPr>
         <w:t>routes/public/</w:t>
       </w:r>
-      <w:hyperlink r:id="rId23">
+      <w:hyperlink r:id="rId24">
         <w:r>
           <w:rPr>
             <w:rFonts w:ascii="Roboto Mono" w:eastAsia="Roboto Mono" w:hAnsi="Roboto Mono" w:cs="Roboto Mono"/>
@@ -6038,7 +5822,7 @@
         </w:rPr>
         <w:t>routes/public/</w:t>
       </w:r>
-      <w:hyperlink r:id="rId24">
+      <w:hyperlink r:id="rId25">
         <w:r>
           <w:rPr>
             <w:rFonts w:ascii="Roboto Mono" w:eastAsia="Roboto Mono" w:hAnsi="Roboto Mono" w:cs="Roboto Mono"/>
@@ -7277,19 +7061,8 @@
           <w:szCs w:val="22"/>
           <w:rtl/>
         </w:rPr>
-        <w:t xml:space="preserve"> </w:t>
-      </w:r>
-      <w:proofErr w:type="gramStart"/>
-      <w:r>
-        <w:rPr>
-          <w:color w:val="434343"/>
-          <w:sz w:val="22"/>
-          <w:szCs w:val="22"/>
-          <w:rtl/>
-        </w:rPr>
-        <w:t>חיצוניים :</w:t>
-      </w:r>
-      <w:proofErr w:type="gramEnd"/>
+        <w:t xml:space="preserve"> חיצוניים :</w:t>
+      </w:r>
     </w:p>
     <w:p>
       <w:pPr>
@@ -9020,7 +8793,7 @@
         </w:rPr>
         <w:br/>
       </w:r>
-      <w:hyperlink r:id="rId25">
+      <w:hyperlink r:id="rId26">
         <w:r>
           <w:rPr>
             <w:rFonts w:ascii="Roboto Mono" w:eastAsia="Roboto Mono" w:hAnsi="Roboto Mono" w:cs="Roboto Mono"/>
@@ -9744,7 +9517,7 @@
                     <pic:cNvPicPr preferRelativeResize="0"/>
                   </pic:nvPicPr>
                   <pic:blipFill>
-                    <a:blip r:embed="rId26"/>
+                    <a:blip r:embed="rId27"/>
                     <a:srcRect/>
                     <a:stretch>
                       <a:fillRect/>
@@ -9787,7 +9560,7 @@
                     <pic:cNvPicPr preferRelativeResize="0"/>
                   </pic:nvPicPr>
                   <pic:blipFill>
-                    <a:blip r:embed="rId27"/>
+                    <a:blip r:embed="rId28"/>
                     <a:srcRect/>
                     <a:stretch>
                       <a:fillRect/>
@@ -10123,7 +9896,7 @@
       </w:r>
     </w:p>
     <w:sectPr>
-      <w:headerReference w:type="default" r:id="rId28"/>
+      <w:headerReference w:type="default" r:id="rId29"/>
       <w:pgSz w:w="12240" w:h="15840"/>
       <w:pgMar w:top="1440" w:right="1440" w:bottom="1440" w:left="1440" w:header="720" w:footer="720" w:gutter="0"/>
       <w:pgNumType w:start="1"/>
